--- a/cover_letter_jcpa.docx
+++ b/cover_letter_jcpa.docx
@@ -22,7 +22,7 @@
     </w:p>
     <w:p>
       <w:r>
-        <w:t>The analysis is built on a deliberate maximum-contrast comparison of two policies that share no sector, institution, or evidentiary tradition: the post-Fukushima evacuation under low-dose radiation-risk assumptions and the Kansas tax reform under assumed tax-rate-revenue and growth-response relationships. The cases were selected because both expose the same decision-level mechanism - policy commitment depended on functional-form assumptions whose decision-relevant features were incompletely identified - while differing sharply in the location of uncertainty, consequence asymmetry, reversibility, and capacity for adaptive learning. Comparing them shows what a single-case study cannot: functional-form dependence alone does not dictate a policy response; its significance depends on the joint configuration of decision sensitivity, consequence asymmetry, reversibility, transportability, and learning capacity.</w:t>
+        <w:t>The analysis is built on a deliberate maximum-contrast comparison of two policies that share no sector, institution, or evidentiary tradition: the post-Fukushima evacuation under low-dose radiation-risk assumptions and the Kansas tax reform under a claimed fiscal response curve. The cases were selected because both expose the same decision-level mechanism - policy commitment depended on functional-form assumptions whose decision-relevant features were incompletely identified - while differing sharply in the location of uncertainty, consequence asymmetry, reversibility, and capacity for adaptive learning. Comparing them shows what a single-case study cannot: functional-form dependence alone does not dictate a policy response; its significance depends on the joint configuration of decision sensitivity, consequence asymmetry, reversibility, transportability, and learning capacity.</w:t>
       </w:r>
     </w:p>
     <w:p>

--- a/cover_letter_jcpa.docx
+++ b/cover_letter_jcpa.docx
@@ -438,7 +438,7 @@
     <w:rPr>
       <w:rFonts w:ascii="Times New Roman" w:hAnsi="Times New Roman" w:eastAsia="Times New Roman"/>
       <w:b w:val="0"/>
-      <w:sz w:val="20"/>
+      <w:sz w:val="24"/>
     </w:rPr>
   </w:style>
   <w:style w:type="paragraph" w:styleId="Header">
@@ -528,7 +528,7 @@
       <w:b/>
       <w:bCs/>
       <w:color w:val="4F81BD" w:themeColor="accent1"/>
-      <w:sz w:val="22"/>
+      <w:sz w:val="24"/>
       <w:szCs w:val="26"/>
     </w:rPr>
   </w:style>

--- a/cover_letter_jcpa.docx
+++ b/cover_letter_jcpa.docx
@@ -22,7 +22,7 @@
     </w:p>
     <w:p>
       <w:r>
-        <w:t>The analysis is built on a deliberate maximum-contrast comparison of two policies that share no sector, institution, or evidentiary tradition: the post-Fukushima evacuation under low-dose radiation-risk assumptions and the Kansas tax reform under a claimed fiscal response curve. The cases were selected because both expose the same decision-level mechanism - policy commitment depended on functional-form assumptions whose decision-relevant features were incompletely identified - while differing sharply in the location of uncertainty, consequence asymmetry, reversibility, and capacity for adaptive learning. Comparing them shows what a single-case study cannot: functional-form dependence alone does not dictate a policy response; its significance depends on the joint configuration of decision sensitivity, consequence asymmetry, reversibility, transportability, and learning capacity.</w:t>
+        <w:t>The analysis is built on a deliberate maximum-contrast comparison of two policies that share no sector, institution, or evidentiary tradition: the post-Fukushima evacuation under low-dose radiation-risk assumptions and the Kansas tax reform under assumptions about tax-rate-revenue and growth responses. The cases were selected because both expose the same decision-level mechanism - policy commitment depended on functional-form assumptions whose decision-relevant features were incompletely identified - while differing sharply in the location of uncertainty, consequence asymmetry, reversibility, and capacity for adaptive learning. Comparing them shows what a single-case study cannot: functional-form dependence alone does not dictate a policy response; its significance depends on the joint configuration of decision sensitivity, consequence asymmetry, reversibility, transportability, and learning capacity.</w:t>
       </w:r>
     </w:p>
     <w:p>
